--- a/MERN Phase Wise/Phase Wise Templets/Project Developement/User Acceptance Testing FSD.docx
+++ b/MERN Phase Wise/Phase Wise Templets/Project Developement/User Acceptance Testing FSD.docx
@@ -137,7 +137,7 @@
           </w:tcPr>
           <w:p>
             <w:r>
-              <w:t>SB Stocks – Virtual Stock Trading Platform</w:t>
+              <w:t>Stock Trading App</w:t>
             </w:r>
           </w:p>
         </w:tc>
@@ -215,7 +215,10 @@
         <w:spacing w:after="60"/>
       </w:pPr>
       <w:r>
-        <w:t>Project Name: SB Stocks – Virtual Stock Trading Platform</w:t>
+        <w:t xml:space="preserve">Project Name: </w:t>
+      </w:r>
+      <w:r>
+        <w:t>Stock Trading App</w:t>
       </w:r>
     </w:p>
     <w:p>
